--- a/dpp-project/DPP数据建设_工具箱/14_数据维护计划模板.docx
+++ b/dpp-project/DPP数据建设_工具箱/14_数据维护计划模板.docx
@@ -44,7 +44,7 @@
           <w:color w:val="2E7D32"/>
           <w:sz w:val="22"/>
         </w:rPr>
-        <w:t>守信财税咨询 · DPP电池护照年度合规维护服务</w:t>
+        <w:t>财税咨询 · DPP电池护照年度合规维护服务</w:t>
       </w:r>
     </w:p>
     <w:tbl>
@@ -195,7 +195,7 @@
                 <w:b w:val="0"/>
                 <w:sz w:val="21"/>
               </w:rPr>
-              <w:t>[守信财税] / [客户方]</w:t>
+              <w:t>[财税] / [客户方]</w:t>
             </w:r>
           </w:p>
         </w:tc>

--- a/dpp-project/DPP数据建设_工具箱/14_数据维护计划模板.docx
+++ b/dpp-project/DPP数据建设_工具箱/14_数据维护计划模板.docx
@@ -44,7 +44,7 @@
           <w:color w:val="2E7D32"/>
           <w:sz w:val="22"/>
         </w:rPr>
-        <w:t>财税咨询 · DPP电池护照年度合规维护服务</w:t>
+        <w:t>咨询 · DPP电池护照年度合规维护服务</w:t>
       </w:r>
     </w:p>
     <w:tbl>
@@ -195,7 +195,7 @@
                 <w:b w:val="0"/>
                 <w:sz w:val="21"/>
               </w:rPr>
-              <w:t>[财税] / [客户方]</w:t>
+              <w:t>[] / [客户方]</w:t>
             </w:r>
           </w:p>
         </w:tc>
